--- a/outputs/May-04-2026/Hootsuite-Co-op/Intern, Data Engineering/Sky_Quan_Resume.docx
+++ b/outputs/May-04-2026/Hootsuite-Co-op/Intern, Data Engineering/Sky_Quan_Resume.docx
@@ -199,11 +199,11 @@
         <w:tblLook w:val="04A0" w:firstRow="1" w:lastRow="0" w:firstColumn="1" w:lastColumn="0" w:noHBand="0" w:noVBand="1"/>
       </w:tblPr>
       <w:tblGrid>
-        <w:gridCol w:w="2021"/>
-        <w:gridCol w:w="1833"/>
-        <w:gridCol w:w="1836"/>
-        <w:gridCol w:w="1833"/>
-        <w:gridCol w:w="1837"/>
+        <w:gridCol w:w="1841"/>
+        <w:gridCol w:w="1831"/>
+        <w:gridCol w:w="1823"/>
+        <w:gridCol w:w="1845"/>
+        <w:gridCol w:w="2020"/>
       </w:tblGrid>
       <w:tr>
         <w:tc>
@@ -277,7 +277,7 @@
                 <w:sz w:val="22"/>
                 <w:szCs w:val="22"/>
               </w:rPr>
-              <w:t>Jenkins</w:t>
+              <w:t>Excel</w:t>
             </w:r>
           </w:p>
         </w:tc>
@@ -302,7 +302,7 @@
                 <w:sz w:val="22"/>
                 <w:szCs w:val="22"/>
               </w:rPr>
-              <w:t>GitHub</w:t>
+              <w:t>Pandas</w:t>
             </w:r>
           </w:p>
         </w:tc>
@@ -327,7 +327,7 @@
                 <w:sz w:val="22"/>
                 <w:szCs w:val="22"/>
               </w:rPr>
-              <w:t>Ansible</w:t>
+              <w:t>NumPy</w:t>
             </w:r>
           </w:p>
         </w:tc>
@@ -357,7 +357,57 @@
                 <w:sz w:val="22"/>
                 <w:szCs w:val="22"/>
               </w:rPr>
-              <w:t>SonarQube</w:t>
+              <w:t>Linux</w:t>
+            </w:r>
+          </w:p>
+        </w:tc>
+        <w:tc>
+          <w:tcPr>
+            <w:tcW w:w="1870" w:type="dxa"/>
+          </w:tcPr>
+          <w:p>
+            <w:pPr>
+              <w:pStyle w:val="ListParagraph"/>
+              <w:numPr>
+                <w:ilvl w:val="0"/>
+                <w:numId w:val="8"/>
+              </w:numPr>
+              <w:rPr>
+                <w:sz w:val="22"/>
+                <w:szCs w:val="22"/>
+              </w:rPr>
+            </w:pPr>
+            <w:r>
+              <w:rPr>
+                <w:sz w:val="22"/>
+                <w:szCs w:val="22"/>
+              </w:rPr>
+              <w:t>GenAI</w:t>
+            </w:r>
+          </w:p>
+        </w:tc>
+        <w:tc>
+          <w:tcPr>
+            <w:tcW w:w="1870" w:type="dxa"/>
+          </w:tcPr>
+          <w:p>
+            <w:pPr>
+              <w:pStyle w:val="ListParagraph"/>
+              <w:numPr>
+                <w:ilvl w:val="0"/>
+                <w:numId w:val="8"/>
+              </w:numPr>
+              <w:rPr>
+                <w:sz w:val="22"/>
+                <w:szCs w:val="22"/>
+              </w:rPr>
+            </w:pPr>
+            <w:r>
+              <w:rPr>
+                <w:sz w:val="22"/>
+                <w:szCs w:val="22"/>
+              </w:rPr>
+              <w:t>LLM</w:t>
             </w:r>
           </w:p>
         </w:tc>
@@ -407,57 +457,7 @@
                 <w:sz w:val="22"/>
                 <w:szCs w:val="22"/>
               </w:rPr>
-              <w:t>Azure</w:t>
-            </w:r>
-          </w:p>
-        </w:tc>
-        <w:tc>
-          <w:tcPr>
-            <w:tcW w:w="1870" w:type="dxa"/>
-          </w:tcPr>
-          <w:p>
-            <w:pPr>
-              <w:pStyle w:val="ListParagraph"/>
-              <w:numPr>
-                <w:ilvl w:val="0"/>
-                <w:numId w:val="8"/>
-              </w:numPr>
-              <w:rPr>
-                <w:sz w:val="22"/>
-                <w:szCs w:val="22"/>
-              </w:rPr>
-            </w:pPr>
-            <w:r>
-              <w:rPr>
-                <w:sz w:val="22"/>
-                <w:szCs w:val="22"/>
-              </w:rPr>
-              <w:t>Bash</w:t>
-            </w:r>
-          </w:p>
-        </w:tc>
-        <w:tc>
-          <w:tcPr>
-            <w:tcW w:w="1870" w:type="dxa"/>
-          </w:tcPr>
-          <w:p>
-            <w:pPr>
-              <w:pStyle w:val="ListParagraph"/>
-              <w:numPr>
-                <w:ilvl w:val="0"/>
-                <w:numId w:val="8"/>
-              </w:numPr>
-              <w:rPr>
-                <w:sz w:val="22"/>
-                <w:szCs w:val="22"/>
-              </w:rPr>
-            </w:pPr>
-            <w:r>
-              <w:rPr>
-                <w:sz w:val="22"/>
-                <w:szCs w:val="22"/>
-              </w:rPr>
-              <w:t>CICD</w:t>
+              <w:t>Kubernetes</w:t>
             </w:r>
           </w:p>
         </w:tc>
@@ -896,6 +896,147 @@
         </w:rPr>
         <w:t xml:space="preserve"> base image, reducing maintenance complexity and improving efficiency.</w:t>
       </w:r>
+    </w:p>
+    <w:p>
+      <w:pPr>
+        <w:numPr>
+          <w:ilvl w:val="0"/>
+          <w:numId w:val="2"/>
+        </w:numPr>
+        <w:spacing w:line="240" w:lineRule="auto"/>
+        <w:rPr>
+          <w:sz w:val="22"/>
+          <w:szCs w:val="22"/>
+        </w:rPr>
+      </w:pPr>
+      <w:bookmarkStart w:id="0" w:name="_Hlk219332886"/>
+      <w:r>
+        <w:rPr>
+          <w:sz w:val="22"/>
+          <w:szCs w:val="22"/>
+        </w:rPr>
+        <w:t xml:space="preserve">Increased logging visibility within </w:t>
+      </w:r>
+      <w:r>
+        <w:rPr>
+          <w:b/>
+          <w:bCs/>
+          <w:sz w:val="22"/>
+          <w:szCs w:val="22"/>
+        </w:rPr>
+        <w:t>Jenkins</w:t>
+      </w:r>
+      <w:r>
+        <w:rPr>
+          <w:sz w:val="22"/>
+          <w:szCs w:val="22"/>
+        </w:rPr>
+        <w:t xml:space="preserve"> for </w:t>
+      </w:r>
+      <w:r>
+        <w:rPr>
+          <w:b/>
+          <w:bCs/>
+          <w:sz w:val="22"/>
+          <w:szCs w:val="22"/>
+        </w:rPr>
+        <w:t>Flyway</w:t>
+      </w:r>
+      <w:r>
+        <w:rPr>
+          <w:sz w:val="22"/>
+          <w:szCs w:val="22"/>
+        </w:rPr>
+        <w:t xml:space="preserve"> database migrations across </w:t>
+      </w:r>
+      <w:r>
+        <w:rPr>
+          <w:b/>
+          <w:bCs/>
+          <w:sz w:val="22"/>
+          <w:szCs w:val="22"/>
+        </w:rPr>
+        <w:t xml:space="preserve">SQL, </w:t>
+      </w:r>
+      <w:r>
+        <w:rPr>
+          <w:b/>
+          <w:bCs/>
+          <w:sz w:val="22"/>
+          <w:szCs w:val="22"/>
+        </w:rPr>
+        <w:t>Snowflake</w:t>
+      </w:r>
+      <w:r>
+        <w:rPr>
+          <w:sz w:val="22"/>
+          <w:szCs w:val="22"/>
+        </w:rPr>
+        <w:t xml:space="preserve">, </w:t>
+      </w:r>
+      <w:r>
+        <w:rPr>
+          <w:b/>
+          <w:bCs/>
+          <w:sz w:val="22"/>
+          <w:szCs w:val="22"/>
+        </w:rPr>
+        <w:t>MSSQL</w:t>
+      </w:r>
+      <w:r>
+        <w:rPr>
+          <w:sz w:val="22"/>
+          <w:szCs w:val="22"/>
+        </w:rPr>
+        <w:t>,</w:t>
+      </w:r>
+      <w:r>
+        <w:rPr>
+          <w:sz w:val="22"/>
+          <w:szCs w:val="22"/>
+        </w:rPr>
+        <w:t xml:space="preserve"> </w:t>
+      </w:r>
+      <w:r>
+        <w:rPr>
+          <w:b/>
+          <w:bCs/>
+          <w:sz w:val="22"/>
+          <w:szCs w:val="22"/>
+        </w:rPr>
+        <w:t>Azure,</w:t>
+      </w:r>
+      <w:r>
+        <w:rPr>
+          <w:sz w:val="22"/>
+          <w:szCs w:val="22"/>
+        </w:rPr>
+        <w:t xml:space="preserve"> </w:t>
+      </w:r>
+      <w:r>
+        <w:rPr>
+          <w:sz w:val="22"/>
+          <w:szCs w:val="22"/>
+        </w:rPr>
+        <w:t xml:space="preserve">and </w:t>
+      </w:r>
+      <w:r>
+        <w:rPr>
+          <w:b/>
+          <w:bCs/>
+          <w:sz w:val="22"/>
+          <w:szCs w:val="22"/>
+        </w:rPr>
+        <w:t>Oracle</w:t>
+      </w:r>
+      <w:r>
+        <w:rPr>
+          <w:sz w:val="22"/>
+          <w:szCs w:val="22"/>
+        </w:rPr>
+        <w:t>, improving troubleshooting and monitoring.</w:t>
+      </w:r>
+      <w:bookmarkEnd w:id="0"/>
     </w:p>
     <w:p>
       <w:pPr>
